--- a/camila-sartori/calendario-fonte/calendario-whatsapp-julho.docx
+++ b/camila-sartori/calendario-fonte/calendario-whatsapp-julho.docx
@@ -13,7 +13,7 @@
           <w:color w:val="5A1042"/>
           <w:sz w:val="40"/>
         </w:rPr>
-        <w:t>JULHO 2026 - Grupo de WhatsApp (ultimas 2 semanas)</w:t>
+        <w:t>JULHO 2026 - Grupo de WhatsApp (últimas 2 semanas)</w:t>
       </w:r>
     </w:p>
     <w:tbl>
@@ -177,7 +177,7 @@
                 <w:i w:val="0"/>
                 <w:sz w:val="19"/>
               </w:rPr>
-              <w:t>Oi, que bom ter voce aqui! Esse e um espaco que eu criei pra gente se aproximar mais, com conteudo exclusivo sobre autoconhecimento, autoestima e relacionamentos, do jeito que eu trabalho na minha pratica como psicologa. Aqui eu vou trazer reflexoes, tecnicas e bastidores que nao posto em outro lugar. Fico muito feliz que voce tenha topado entrar nessa comigo.</w:t>
+              <w:t>Oi, que bom ter você aqui! Esse é um espaço que eu criei pra gente se aproximar mais, com conteúdo exclusivo sobre autoconhecimento, autoestima e relacionamentos, do jeito que eu trabalho na minha prática como psicóloga. Aqui eu vou trazer reflexões, técnicas e bastidores que não posto em outro lugar. Fico muito feliz que você tenha topado entrar nessa comigo.</w:t>
             </w:r>
           </w:p>
           <w:p>
@@ -200,7 +200,7 @@
                 <w:color w:val="9C1256"/>
                 <w:sz w:val="17"/>
               </w:rPr>
-              <w:t>Primeiro material do grupo. Postar depois que os posts de 22/07 e 24/07 do Instagram ja tiverem tido tempo de trazer gente pro grupo via automacao.</w:t>
+              <w:t>Primeiro material do grupo. Postar depois que os posts de 22/07 e 24/07 do Instagram já tiverem tido tempo de trazer gente pro grupo via automação.</w:t>
             </w:r>
           </w:p>
         </w:tc>
@@ -372,7 +372,7 @@
                 <w:i w:val="0"/>
                 <w:sz w:val="19"/>
               </w:rPr>
-              <w:t>Bom dia! Vamos comecar a semana com uma pergunta pra reflexao: existe alguma coisa que voce vem adiando, nao por preguica, mas porque tem medo do que pode acontecer se tentar? Deixa aqui no grupo, sem julgamento, so reflexao mesmo.</w:t>
+              <w:t>Bom dia! Vamos começar a semana com uma pergunta pra reflexão: existe alguma coisa que você vem adiando, não por preguiça, mas porque tem medo do que pode acontecer se tentar? Deixa aqui no grupo, sem julgamento, só reflexão mesmo.</w:t>
             </w:r>
           </w:p>
         </w:tc>
@@ -510,7 +510,7 @@
                 <w:i w:val="0"/>
                 <w:sz w:val="19"/>
               </w:rPr>
-              <w:t>Repost do post estatico de 29/07: "Toda vez que voce diz sim pra todo mundo, talvez esteja dizendo nao pra voce mesma..." (legenda completa igual ao Instagram).</w:t>
+              <w:t>Repost do post estático de 29/07: "Toda vez que você diz sim pra todo mundo, talvez esteja dizendo não pra você mesma..." (legenda completa igual ao Instagram).</w:t>
             </w:r>
           </w:p>
         </w:tc>
@@ -648,7 +648,7 @@
                 <w:i w:val="0"/>
                 <w:sz w:val="19"/>
               </w:rPr>
-              <w:t>Repost do reel de 31/07: "Voce ja reparou que, quando um relacionamento comeca a dar certo de verdade..." (legenda completa igual ao Instagram).</w:t>
+              <w:t>Repost do reel de 31/07: "Você já reparou que, quando um relacionamento começa a dar certo de verdade..." (legenda completa igual ao Instagram).</w:t>
             </w:r>
           </w:p>
         </w:tc>

--- a/camila-sartori/calendario-fonte/calendario-whatsapp-julho.docx
+++ b/camila-sartori/calendario-fonte/calendario-whatsapp-julho.docx
@@ -73,7 +73,7 @@
                 <w:color w:val="FFFFFF"/>
                 <w:sz w:val="21"/>
               </w:rPr>
-              <w:t>📅  24/07 (SEX), Boas-vindas ao grupo (vídeo da Camila)</w:t>
+              <w:t>📅  24/07 (SEX), Boas-vindas ao grupo (roteiro para a Camila gravar)</w:t>
             </w:r>
           </w:p>
         </w:tc>
@@ -145,6 +145,29 @@
             <w:r>
               <w:rPr>
                 <w:b/>
+                <w:i/>
+                <w:color w:val="666666"/>
+                <w:sz w:val="17"/>
+              </w:rPr>
+              <w:t xml:space="preserve">🎬  Cenário sugerido: </w:t>
+            </w:r>
+            <w:r>
+              <w:rPr>
+                <w:b w:val="0"/>
+                <w:i/>
+                <w:color w:val="666666"/>
+                <w:sz w:val="17"/>
+              </w:rPr>
+              <w:t>Sentada, tom acolhedor, boa luz e áudio.</w:t>
+            </w:r>
+          </w:p>
+          <w:p>
+            <w:pPr>
+              <w:spacing w:after="100"/>
+            </w:pPr>
+            <w:r>
+              <w:rPr>
+                <w:b/>
                 <w:i w:val="0"/>
                 <w:sz w:val="18"/>
               </w:rPr>
@@ -177,7 +200,7 @@
                 <w:i w:val="0"/>
                 <w:sz w:val="19"/>
               </w:rPr>
-              <w:t>Oi, que bom ter você aqui! Esse é um espaço que eu criei pra gente se aproximar mais, com conteúdo exclusivo sobre autoconhecimento, autoestima e relacionamentos, do jeito que eu trabalho na minha prática como psicóloga. Aqui eu vou trazer reflexões, técnicas e bastidores que não posto em outro lugar. Fico muito feliz que você tenha topado entrar nessa comigo.</w:t>
+              <w:t>Oi, que bom ter você aqui. Meu nome é Camila, sou psicóloga há quase dez anos, mestre em Psicologia Clínica e atualmente doutoranda. Criei esse espaço, esse grupo VIP, para tratar com vocês de maneira mais próxima, com alguns conteúdos exclusivos, e outras vezes com explicações sobre o que sai no Instagram, sobre autoconhecimento, autoestima e relacionamentos. Do mesmo jeito que eu trabalho na minha prática individual, como psicóloga, só que aqui em um contexto de grupo. Por isso, vou trazer sempre percepções mais gerais, já que aqui tem várias pessoas, em vários momentos, com várias trajetórias diferentes. Deixando claro que esse grupo não substitui um atendimento psicológico individual e personalizado. Aqui eu vou trazer reflexões, técnicas, bastidores, PDFs, ebooks e muitos outros materiais que eu não posto em nenhum outro lugar. Fico muito feliz que você tenha se permitido começar, ou aprofundar, a sua jornada de autoconhecimento comigo, e por ter me dado essa oportunidade de te ajudar. Contem comigo, para que a gente possa interagir bastante por aqui. Nos próximos dias vocês já vão ver alguns conteúdos bem interessantes por aqui, e vamos conversando.</w:t>
             </w:r>
           </w:p>
           <w:p>
@@ -200,7 +223,7 @@
                 <w:color w:val="9C1256"/>
                 <w:sz w:val="17"/>
               </w:rPr>
-              <w:t>Primeiro material do grupo. Postar depois que os posts de 22/07 e 24/07 do Instagram já tiverem tido tempo de trazer gente pro grupo via automação.</w:t>
+              <w:t>Primeiro conteúdo do grupo. Postar depois que os posts de 22/07 e 24/07 do Instagram já tiverem tido tempo de trazer gente para o grupo via automação.</w:t>
             </w:r>
           </w:p>
         </w:tc>
@@ -268,7 +291,7 @@
                 <w:color w:val="FFFFFF"/>
                 <w:sz w:val="21"/>
               </w:rPr>
-              <w:t>📅  27/07 (SEG), Conteúdo exclusivo</w:t>
+              <w:t>📅  27/07 (SEG), Reflexão + enquete</w:t>
             </w:r>
           </w:p>
         </w:tc>
@@ -311,7 +334,7 @@
                 <w:color w:val="FFFFFF"/>
                 <w:sz w:val="20"/>
               </w:rPr>
-              <w:t>⏰ 09h   [ WHATSAPP ]   ✨ EXCLUSIVO (reflexão)</w:t>
+              <w:t>⏰ 09h   [ WHATSAPP ]   ✨ EXCLUSIVO (reflexão + enquete)</w:t>
             </w:r>
           </w:p>
         </w:tc>
@@ -351,7 +374,7 @@
                 <w:i w:val="0"/>
                 <w:sz w:val="18"/>
               </w:rPr>
-              <w:t>Mensagem de texto</w:t>
+              <w:t>Mensagem de texto + Enquete do WhatsApp</w:t>
             </w:r>
           </w:p>
           <w:p>
@@ -372,7 +395,15 @@
                 <w:i w:val="0"/>
                 <w:sz w:val="19"/>
               </w:rPr>
-              <w:t>Bom dia! Vamos começar a semana com uma pergunta pra reflexão: existe alguma coisa que você vem adiando, não por preguiça, mas porque tem medo do que pode acontecer se tentar? Deixa aqui no grupo, sem julgamento, só reflexão mesmo.</w:t>
+              <w:t>TEXTO DE REFLEXÃO (enviar primeiro): Bom dia! Uma pergunta simples para começar a semana: quando foi a última vez que você fez alguma coisa só porque queria, sem pensar primeiro no que os outros iam achar?</w:t>
+              <w:br/>
+              <w:br/>
+              <w:t>Além disso, para eu direcionar cada vez mais conteúdos que façam mais sentido para vocês, responde a essa enquete:</w:t>
+              <w:br/>
+              <w:br/>
+              <w:t>ENQUETE: "Você entrou nesse grupo por quê? Me conta para eu te conhecer melhor e direcionar melhor o conteúdo aqui:"</w:t>
+              <w:br/>
+              <w:t>Opções: Quero trabalhar minha autoestima / Quero entender melhor meus relacionamentos / Quero aprender mais sobre autoconhecimento / Tenho curiosidade sobre terapia do esquema e TCC / Só quero acompanhar o conteúdo.</w:t>
             </w:r>
           </w:p>
         </w:tc>
@@ -406,7 +437,7 @@
                 <w:color w:val="FFFFFF"/>
                 <w:sz w:val="21"/>
               </w:rPr>
-              <w:t>📅  30/07 (QUI), Repost</w:t>
+              <w:t>📅  29/07 (QUA), Repost</w:t>
             </w:r>
           </w:p>
         </w:tc>
@@ -449,7 +480,7 @@
                 <w:color w:val="FFFFFF"/>
                 <w:sz w:val="20"/>
               </w:rPr>
-              <w:t>⏰ 18h   [ WHATSAPP ]   🔁 REPOST (Instagram 29/07)</w:t>
+              <w:t>⏰ 09h   [ WHATSAPP ]   🔁 REPOST (Instagram 29/07, mesmo dia)</w:t>
             </w:r>
           </w:p>
         </w:tc>
@@ -510,7 +541,7 @@
                 <w:i w:val="0"/>
                 <w:sz w:val="19"/>
               </w:rPr>
-              <w:t>Repost do post estático de 29/07: "Toda vez que você diz sim pra todo mundo, talvez esteja dizendo não pra você mesma..." (legenda completa igual ao Instagram).</w:t>
+              <w:t>Repost do post estático de 29/07: "Toda vez que você diz sim para todo mundo, talvez esteja dizendo não para você mesma..." (legenda completa igual ao Instagram).</w:t>
             </w:r>
           </w:p>
         </w:tc>
@@ -544,7 +575,7 @@
                 <w:color w:val="FFFFFF"/>
                 <w:sz w:val="21"/>
               </w:rPr>
-              <w:t>📅  01/08 (SÁB), Repost</w:t>
+              <w:t>📅  31/07 (SEX), Repost</w:t>
             </w:r>
           </w:p>
         </w:tc>
@@ -587,7 +618,7 @@
                 <w:color w:val="FFFFFF"/>
                 <w:sz w:val="20"/>
               </w:rPr>
-              <w:t>⏰ 18h   [ WHATSAPP ]   🔁 REPOST (Instagram 31/07)</w:t>
+              <w:t>⏰ 09h   [ WHATSAPP ]   🔁 REPOST (Instagram 31/07, mesmo dia)</w:t>
             </w:r>
           </w:p>
         </w:tc>

--- a/camila-sartori/calendario-fonte/calendario-whatsapp-julho.docx
+++ b/camila-sartori/calendario-fonte/calendario-whatsapp-julho.docx
@@ -200,7 +200,7 @@
                 <w:i w:val="0"/>
                 <w:sz w:val="19"/>
               </w:rPr>
-              <w:t>Oi, que bom ter você aqui. Meu nome é Camila, sou psicóloga há quase dez anos, mestre em Psicologia Clínica e atualmente doutoranda. Criei esse espaço, esse grupo VIP, para tratar com vocês de maneira mais próxima, com alguns conteúdos exclusivos, e outras vezes com explicações sobre o que sai no Instagram, sobre autoconhecimento, autoestima e relacionamentos. Do mesmo jeito que eu trabalho na minha prática individual, como psicóloga, só que aqui em um contexto de grupo. Por isso, vou trazer sempre percepções mais gerais, já que aqui tem várias pessoas, em vários momentos, com várias trajetórias diferentes. Deixando claro que esse grupo não substitui um atendimento psicológico individual e personalizado. Aqui eu vou trazer reflexões, técnicas, bastidores, PDFs, ebooks e muitos outros materiais que eu não posto em nenhum outro lugar. Fico muito feliz que você tenha se permitido começar, ou aprofundar, a sua jornada de autoconhecimento comigo, e por ter me dado essa oportunidade de te ajudar. Contem comigo, para que a gente possa interagir bastante por aqui. Nos próximos dias vocês já vão ver alguns conteúdos bem interessantes por aqui, e vamos conversando.</w:t>
+              <w:t>Oi, que bom ter você aqui. Meu nome é Camila, sou psicóloga há quase dez anos, mestre em Psicologia Clínica e atualmente doutoranda. Criei esse espaço, esse grupo VIP, para compartilhar com vocês de maneira mais próxima, alguns conteúdos exclusivos, sobre autoconhecimento, autoestima e relacionamentos. Do mesmo jeito que eu trabalho na minha prática individual, como psicóloga, só que aqui em um contexto de grupo. Por isso, vou trazer sempre percepções mais gerais, já que aqui temos várias pessoas, em vários momentos, com várias trajetórias diferentes. Deixando claro que esse grupo não substitui um atendimento psicológico individual e personalizado. Aqui eu vou trazer reflexões, técnicas, bastidores, materiais de estudo que eu não posto em nenhum outro lugar. Fico muito feliz que você tenha se permitido começar, ou se aprofundar na sua jornada de autoconhecimento. Contem comigo! Nos próximos dias vocês já vão ver alguns conteúdos bem interessantes por aqui, um ótimo dia!</w:t>
             </w:r>
           </w:p>
           <w:p>
@@ -395,13 +395,13 @@
                 <w:i w:val="0"/>
                 <w:sz w:val="19"/>
               </w:rPr>
-              <w:t>TEXTO DE REFLEXÃO (enviar primeiro): Bom dia! Uma pergunta simples para começar a semana: quando foi a última vez que você fez alguma coisa só porque queria, sem pensar primeiro no que os outros iam achar?</w:t>
+              <w:t>TEXTO DE REFLEXÃO (enviar primeiro): "Bom dia / Boa tarde / Boa noite! Uma pergunta simples para começar a semana: quando foi a última vez que você fez alguma coisa só porque queria, sem pensar primeiro no que os outros iam achar?"</w:t>
               <w:br/>
               <w:br/>
-              <w:t>Além disso, para eu direcionar cada vez mais conteúdos que façam mais sentido para vocês, responde a essa enquete:</w:t>
+              <w:t>Em seguida: "Além disso, para eu conhecê-las melhor e assim, direcionar conteúdos que façam mais sentido para vocês, responde a essa enquete:"</w:t>
               <w:br/>
               <w:br/>
-              <w:t>ENQUETE: "Você entrou nesse grupo por quê? Me conta para eu te conhecer melhor e direcionar melhor o conteúdo aqui:"</w:t>
+              <w:t>ENQUETE: "Você entrou nesse grupo por qual motivo?"</w:t>
               <w:br/>
               <w:t>Opções: Quero trabalhar minha autoestima / Quero entender melhor meus relacionamentos / Quero aprender mais sobre autoconhecimento / Tenho curiosidade sobre terapia do esquema e TCC / Só quero acompanhar o conteúdo.</w:t>
             </w:r>
@@ -541,7 +541,10 @@
                 <w:i w:val="0"/>
                 <w:sz w:val="19"/>
               </w:rPr>
-              <w:t>Repost do post estático de 29/07: "Toda vez que você diz sim para todo mundo, talvez esteja dizendo não para você mesma..." (legenda completa igual ao Instagram).</w:t>
+              <w:t>TEXTO DE CHAMADA: "Mulheres, vocês já se pegaram respondendo sim quando na verdade queriam dizer não? Pois é, quanto mais a gente faz isso, mais acaba se anulando, se invalidando. Eu me aprofundo nessa temática no post de hoje, no link abaixo 👇🏻"</w:t>
+              <w:br/>
+              <w:br/>
+              <w:t>Em seguida, repostar o post estático de 29/07: "Toda vez que você diz sim para todo mundo, talvez esteja dizendo não para você mesma..." (mesma arte e legenda do Instagram).</w:t>
             </w:r>
           </w:p>
         </w:tc>
@@ -679,7 +682,33 @@
                 <w:i w:val="0"/>
                 <w:sz w:val="19"/>
               </w:rPr>
-              <w:t>Repost do reel de 31/07: "Você já reparou que, quando um relacionamento começa a dar certo de verdade..." (legenda completa igual ao Instagram).</w:t>
+              <w:t>TEXTO DE CHAMADA: "Mulheres, vocês já repararam que, quando um relacionamento começa a dar certo de verdade, uma parte de vocês fica desconfiada? Pois é, isso também pode ser uma crença limitante. Eu me aprofundo nessa temática no post de hoje, no link abaixo 👇🏻"</w:t>
+              <w:br/>
+              <w:br/>
+              <w:t>Em seguida, repostar o reel de 31/07: "Você já reparou que, quando um relacionamento começa a dar certo de verdade..." (mesmo vídeo e legenda do Instagram).</w:t>
+            </w:r>
+          </w:p>
+          <w:p>
+            <w:pPr>
+              <w:spacing w:after="100"/>
+            </w:pPr>
+            <w:r>
+              <w:rPr>
+                <w:b/>
+                <w:i/>
+                <w:color w:val="9C1256"/>
+                <w:sz w:val="17"/>
+              </w:rPr>
+              <w:t xml:space="preserve">📌  Observação: </w:t>
+            </w:r>
+            <w:r>
+              <w:rPr>
+                <w:b w:val="0"/>
+                <w:i/>
+                <w:color w:val="9C1256"/>
+                <w:sz w:val="17"/>
+              </w:rPr>
+              <w:t>PENDENTE PARA AGOSTO: definir com a Camila um termo específico para chamar as pessoas do grupo (testadas e recusadas: Jornadeiras, Tribo AME-SE, Time AME-SE, Amêsianas). Por enquanto, usar apenas "mulheres"/"mulher".</w:t>
             </w:r>
           </w:p>
         </w:tc>

--- a/camila-sartori/calendario-fonte/calendario-whatsapp-julho.docx
+++ b/camila-sartori/calendario-fonte/calendario-whatsapp-julho.docx
@@ -11,9 +11,9 @@
           <w:b/>
           <w:i w:val="0"/>
           <w:color w:val="5A1042"/>
-          <w:sz w:val="40"/>
+          <w:sz w:val="30"/>
         </w:rPr>
-        <w:t>JULHO 2026 - Grupo de WhatsApp (últimas 2 semanas)</w:t>
+        <w:t>Grupo de WhatsApp - Julho 2026 (últimas 2 semanas)</w:t>
       </w:r>
     </w:p>
     <w:tbl>
@@ -192,7 +192,7 @@
                 <w:i w:val="0"/>
                 <w:sz w:val="19"/>
               </w:rPr>
-              <w:t xml:space="preserve">LEGENDA: </w:t>
+              <w:t xml:space="preserve">ROTEIRO DE VÍDEO: </w:t>
             </w:r>
             <w:r>
               <w:rPr>
@@ -291,7 +291,7 @@
                 <w:color w:val="FFFFFF"/>
                 <w:sz w:val="21"/>
               </w:rPr>
-              <w:t>📅  27/07 (SEG), Reflexão + enquete</w:t>
+              <w:t>📅  27/07 (SEG), Reflexão + enquete — texto pronto para copiar e colar no grupo</w:t>
             </w:r>
           </w:p>
         </w:tc>
@@ -374,20 +374,31 @@
                 <w:i w:val="0"/>
                 <w:sz w:val="18"/>
               </w:rPr>
-              <w:t>Mensagem de texto + Enquete do WhatsApp</w:t>
+              <w:t>Mensagem de texto + Enquete do WhatsApp (3 ações, enviar nessa ordem)</w:t>
             </w:r>
           </w:p>
           <w:p>
             <w:pPr>
-              <w:spacing w:after="100"/>
+              <w:spacing w:after="160" w:before="40"/>
+              <w:shd w:val="clear" w:fill="FBEEF7"/>
+              <w:pBdr>
+                <w:top w:val="single" w:sz="6" w:space="4" w:color="D9D9D9"/>
+                <w:left w:val="single" w:sz="6" w:space="4" w:color="D9D9D9"/>
+                <w:bottom w:val="single" w:sz="6" w:space="4" w:color="D9D9D9"/>
+                <w:right w:val="single" w:sz="6" w:space="4" w:color="D9D9D9"/>
+              </w:pBdr>
             </w:pPr>
             <w:r>
               <w:rPr>
                 <w:b/>
                 <w:i w:val="0"/>
-                <w:sz w:val="19"/>
+                <w:color w:val="9C1256"/>
+                <w:sz w:val="18"/>
               </w:rPr>
-              <w:t xml:space="preserve">LEGENDA: </w:t>
+              <w:t>AÇÃO 1 — Mensagem de reflexão</w:t>
+            </w:r>
+            <w:r>
+              <w:br/>
             </w:r>
             <w:r>
               <w:rPr>
@@ -395,13 +406,71 @@
                 <w:i w:val="0"/>
                 <w:sz w:val="19"/>
               </w:rPr>
-              <w:t>TEXTO DE REFLEXÃO (enviar primeiro): "Bom dia / Boa tarde / Boa noite! Uma pergunta simples para começar a semana: quando foi a última vez que você fez alguma coisa só porque queria, sem pensar primeiro no que os outros iam achar?"</w:t>
+              <w:t>Bom dia / Boa tarde / Boa noite! Uma pergunta simples para começar a semana: quando foi a última vez que você fez alguma coisa só porque queria, sem pensar primeiro no que os outros iam achar?</w:t>
+            </w:r>
+          </w:p>
+          <w:p>
+            <w:pPr>
+              <w:spacing w:after="160" w:before="40"/>
+              <w:shd w:val="clear" w:fill="FBEEF7"/>
+              <w:pBdr>
+                <w:top w:val="single" w:sz="6" w:space="4" w:color="D9D9D9"/>
+                <w:left w:val="single" w:sz="6" w:space="4" w:color="D9D9D9"/>
+                <w:bottom w:val="single" w:sz="6" w:space="4" w:color="D9D9D9"/>
+                <w:right w:val="single" w:sz="6" w:space="4" w:color="D9D9D9"/>
+              </w:pBdr>
+            </w:pPr>
+            <w:r>
+              <w:rPr>
+                <w:b/>
+                <w:i w:val="0"/>
+                <w:color w:val="9C1256"/>
+                <w:sz w:val="18"/>
+              </w:rPr>
+              <w:t>AÇÃO 2 — Pergunta de transição</w:t>
+            </w:r>
+            <w:r>
               <w:br/>
+            </w:r>
+            <w:r>
+              <w:rPr>
+                <w:b w:val="0"/>
+                <w:i w:val="0"/>
+                <w:sz w:val="19"/>
+              </w:rPr>
+              <w:t>Além disso, para eu conhecê-las melhor e assim, direcionar conteúdos que façam mais sentido para vocês, responde a essa enquete:</w:t>
+            </w:r>
+          </w:p>
+          <w:p>
+            <w:pPr>
+              <w:spacing w:after="160" w:before="40"/>
+              <w:shd w:val="clear" w:fill="FBEEF7"/>
+              <w:pBdr>
+                <w:top w:val="single" w:sz="6" w:space="4" w:color="D9D9D9"/>
+                <w:left w:val="single" w:sz="6" w:space="4" w:color="D9D9D9"/>
+                <w:bottom w:val="single" w:sz="6" w:space="4" w:color="D9D9D9"/>
+                <w:right w:val="single" w:sz="6" w:space="4" w:color="D9D9D9"/>
+              </w:pBdr>
+            </w:pPr>
+            <w:r>
+              <w:rPr>
+                <w:b/>
+                <w:i w:val="0"/>
+                <w:color w:val="9C1256"/>
+                <w:sz w:val="18"/>
+              </w:rPr>
+              <w:t>AÇÃO 3 — Enquete</w:t>
+            </w:r>
+            <w:r>
               <w:br/>
-              <w:t>Em seguida: "Além disso, para eu conhecê-las melhor e assim, direcionar conteúdos que façam mais sentido para vocês, responde a essa enquete:"</w:t>
-              <w:br/>
-              <w:br/>
-              <w:t>ENQUETE: "Você entrou nesse grupo por qual motivo?"</w:t>
+            </w:r>
+            <w:r>
+              <w:rPr>
+                <w:b w:val="0"/>
+                <w:i w:val="0"/>
+                <w:sz w:val="19"/>
+              </w:rPr>
+              <w:t>"Você entrou nesse grupo por qual motivo?"</w:t>
               <w:br/>
               <w:t>Opções: Quero trabalhar minha autoestima / Quero entender melhor meus relacionamentos / Quero aprender mais sobre autoconhecimento / Tenho curiosidade sobre terapia do esquema e TCC / Só quero acompanhar o conteúdo.</w:t>
             </w:r>
@@ -437,7 +506,7 @@
                 <w:color w:val="FFFFFF"/>
                 <w:sz w:val="21"/>
               </w:rPr>
-              <w:t>📅  29/07 (QUA), Repost</w:t>
+              <w:t>📅  29/07 (QUA), Repost — texto pronto para copiar e colar no grupo</w:t>
             </w:r>
           </w:p>
         </w:tc>
@@ -520,20 +589,31 @@
                 <w:i w:val="0"/>
                 <w:sz w:val="18"/>
               </w:rPr>
-              <w:t>Repost (mesma arte e legenda do Instagram de 29/07)</w:t>
+              <w:t>Texto de chamada + Repost (2 ações, enviar nessa ordem)</w:t>
             </w:r>
           </w:p>
           <w:p>
             <w:pPr>
-              <w:spacing w:after="100"/>
+              <w:spacing w:after="160" w:before="40"/>
+              <w:shd w:val="clear" w:fill="FBEEF7"/>
+              <w:pBdr>
+                <w:top w:val="single" w:sz="6" w:space="4" w:color="D9D9D9"/>
+                <w:left w:val="single" w:sz="6" w:space="4" w:color="D9D9D9"/>
+                <w:bottom w:val="single" w:sz="6" w:space="4" w:color="D9D9D9"/>
+                <w:right w:val="single" w:sz="6" w:space="4" w:color="D9D9D9"/>
+              </w:pBdr>
             </w:pPr>
             <w:r>
               <w:rPr>
                 <w:b/>
                 <w:i w:val="0"/>
-                <w:sz w:val="19"/>
+                <w:color w:val="9C1256"/>
+                <w:sz w:val="18"/>
               </w:rPr>
-              <w:t xml:space="preserve">LEGENDA: </w:t>
+              <w:t>AÇÃO 1 — Texto de chamada (enviar antes do repost)</w:t>
+            </w:r>
+            <w:r>
+              <w:br/>
             </w:r>
             <w:r>
               <w:rPr>
@@ -541,10 +621,39 @@
                 <w:i w:val="0"/>
                 <w:sz w:val="19"/>
               </w:rPr>
-              <w:t>TEXTO DE CHAMADA: "Mulheres, vocês já se pegaram respondendo sim quando na verdade queriam dizer não? Pois é, quanto mais a gente faz isso, mais acaba se anulando, se invalidando. Eu me aprofundo nessa temática no post de hoje, no link abaixo 👇🏻"</w:t>
+              <w:t>Mulheres, vocês já se pegaram respondendo sim quando na verdade queriam dizer não? Pois é, quanto mais a gente faz isso, mais acaba se anulando, se invalidando. Eu me aprofundo nessa temática no post de hoje, no link abaixo 👇🏻</w:t>
+            </w:r>
+          </w:p>
+          <w:p>
+            <w:pPr>
+              <w:spacing w:after="160" w:before="40"/>
+              <w:shd w:val="clear" w:fill="FBEEF7"/>
+              <w:pBdr>
+                <w:top w:val="single" w:sz="6" w:space="4" w:color="D9D9D9"/>
+                <w:left w:val="single" w:sz="6" w:space="4" w:color="D9D9D9"/>
+                <w:bottom w:val="single" w:sz="6" w:space="4" w:color="D9D9D9"/>
+                <w:right w:val="single" w:sz="6" w:space="4" w:color="D9D9D9"/>
+              </w:pBdr>
+            </w:pPr>
+            <w:r>
+              <w:rPr>
+                <w:b/>
+                <w:i w:val="0"/>
+                <w:color w:val="9C1256"/>
+                <w:sz w:val="18"/>
+              </w:rPr>
+              <w:t>AÇÃO 2 — Repost do Instagram</w:t>
+            </w:r>
+            <w:r>
               <w:br/>
-              <w:br/>
-              <w:t>Em seguida, repostar o post estático de 29/07: "Toda vez que você diz sim para todo mundo, talvez esteja dizendo não para você mesma..." (mesma arte e legenda do Instagram).</w:t>
+            </w:r>
+            <w:r>
+              <w:rPr>
+                <w:b w:val="0"/>
+                <w:i w:val="0"/>
+                <w:sz w:val="19"/>
+              </w:rPr>
+              <w:t>Repostar o post estático de 29/07, com a mesma arte e legenda do Instagram: "Toda vez que você diz sim para todo mundo, talvez esteja dizendo não para você mesma..."</w:t>
             </w:r>
           </w:p>
         </w:tc>
@@ -578,7 +687,7 @@
                 <w:color w:val="FFFFFF"/>
                 <w:sz w:val="21"/>
               </w:rPr>
-              <w:t>📅  31/07 (SEX), Repost</w:t>
+              <w:t>📅  31/07 (SEX), Repost — texto pronto para copiar e colar no grupo</w:t>
             </w:r>
           </w:p>
         </w:tc>
@@ -661,20 +770,31 @@
                 <w:i w:val="0"/>
                 <w:sz w:val="18"/>
               </w:rPr>
-              <w:t>Repost (mesmo vídeo e legenda do Instagram de 31/07)</w:t>
+              <w:t>Texto de chamada + Repost (2 ações, enviar nessa ordem)</w:t>
             </w:r>
           </w:p>
           <w:p>
             <w:pPr>
-              <w:spacing w:after="100"/>
+              <w:spacing w:after="160" w:before="40"/>
+              <w:shd w:val="clear" w:fill="FBEEF7"/>
+              <w:pBdr>
+                <w:top w:val="single" w:sz="6" w:space="4" w:color="D9D9D9"/>
+                <w:left w:val="single" w:sz="6" w:space="4" w:color="D9D9D9"/>
+                <w:bottom w:val="single" w:sz="6" w:space="4" w:color="D9D9D9"/>
+                <w:right w:val="single" w:sz="6" w:space="4" w:color="D9D9D9"/>
+              </w:pBdr>
             </w:pPr>
             <w:r>
               <w:rPr>
                 <w:b/>
                 <w:i w:val="0"/>
-                <w:sz w:val="19"/>
+                <w:color w:val="9C1256"/>
+                <w:sz w:val="18"/>
               </w:rPr>
-              <w:t xml:space="preserve">LEGENDA: </w:t>
+              <w:t>AÇÃO 1 — Texto de chamada (enviar antes do repost)</w:t>
+            </w:r>
+            <w:r>
+              <w:br/>
             </w:r>
             <w:r>
               <w:rPr>
@@ -682,10 +802,39 @@
                 <w:i w:val="0"/>
                 <w:sz w:val="19"/>
               </w:rPr>
-              <w:t>TEXTO DE CHAMADA: "Mulheres, vocês já repararam que, quando um relacionamento começa a dar certo de verdade, uma parte de vocês fica desconfiada? Pois é, isso também pode ser uma crença limitante. Eu me aprofundo nessa temática no post de hoje, no link abaixo 👇🏻"</w:t>
+              <w:t>Mulheres, vocês já repararam que, quando um relacionamento começa a dar certo de verdade, uma parte de vocês fica desconfiada? Pois é, isso também pode ser uma crença limitante. Eu me aprofundo nessa temática no post de hoje, no link abaixo 👇🏻</w:t>
+            </w:r>
+          </w:p>
+          <w:p>
+            <w:pPr>
+              <w:spacing w:after="160" w:before="40"/>
+              <w:shd w:val="clear" w:fill="FBEEF7"/>
+              <w:pBdr>
+                <w:top w:val="single" w:sz="6" w:space="4" w:color="D9D9D9"/>
+                <w:left w:val="single" w:sz="6" w:space="4" w:color="D9D9D9"/>
+                <w:bottom w:val="single" w:sz="6" w:space="4" w:color="D9D9D9"/>
+                <w:right w:val="single" w:sz="6" w:space="4" w:color="D9D9D9"/>
+              </w:pBdr>
+            </w:pPr>
+            <w:r>
+              <w:rPr>
+                <w:b/>
+                <w:i w:val="0"/>
+                <w:color w:val="9C1256"/>
+                <w:sz w:val="18"/>
+              </w:rPr>
+              <w:t>AÇÃO 2 — Repost do Instagram</w:t>
+            </w:r>
+            <w:r>
               <w:br/>
-              <w:br/>
-              <w:t>Em seguida, repostar o reel de 31/07: "Você já reparou que, quando um relacionamento começa a dar certo de verdade..." (mesmo vídeo e legenda do Instagram).</w:t>
+            </w:r>
+            <w:r>
+              <w:rPr>
+                <w:b w:val="0"/>
+                <w:i w:val="0"/>
+                <w:sz w:val="19"/>
+              </w:rPr>
+              <w:t>Repostar o reel de 31/07, com o mesmo vídeo e legenda do Instagram: "Você já reparou que, quando um relacionamento começa a dar certo de verdade..."</w:t>
             </w:r>
           </w:p>
           <w:p>
